--- a/docs/deliverables/14-接口设计说明书.docx
+++ b/docs/deliverables/14-接口设计说明书.docx
@@ -178,28 +178,7 @@
         <w:jc w:val="left"/>
       </w:pPr>
       <w:r>
-        <w:rPr>
-          <w:rFonts w:eastAsia="仿宋"/>
-          <w:color w:val="000000"/>
-          <w:sz w:val="32"/>
-        </w:rPr>
-        <w:t>编制单位：</w:t>
-      </w:r>
-      <w:r>
-        <w:rPr>
-          <w:rFonts w:eastAsia="仿宋"/>
-          <w:color w:val="000000"/>
-          <w:sz w:val="32"/>
-        </w:rPr>
-        <w:t>020202</w:t>
-      </w:r>
-      <w:r>
-        <w:rPr>
-          <w:rFonts w:eastAsia="仿宋"/>
-          <w:color w:val="000000"/>
-          <w:sz w:val="32"/>
-        </w:rPr>
-        <w:t>项目组【待人工确认】</w:t>
+        <w:t>编制单位：020202项目组</w:t>
       </w:r>
     </w:p>
     <w:p>
@@ -209,28 +188,7 @@
         <w:jc w:val="left"/>
       </w:pPr>
       <w:r>
-        <w:rPr>
-          <w:rFonts w:eastAsia="仿宋"/>
-          <w:color w:val="000000"/>
-          <w:sz w:val="32"/>
-        </w:rPr>
-        <w:t>编　　制：</w:t>
-      </w:r>
-      <w:r>
-        <w:rPr>
-          <w:rFonts w:eastAsia="仿宋"/>
-          <w:color w:val="000000"/>
-          <w:sz w:val="32"/>
-        </w:rPr>
-        <w:t>B</w:t>
-      </w:r>
-      <w:r>
-        <w:rPr>
-          <w:rFonts w:eastAsia="仿宋"/>
-          <w:color w:val="000000"/>
-          <w:sz w:val="32"/>
-        </w:rPr>
-        <w:t>（技术主责）【待人工确认】</w:t>
+        <w:t>编　　制：严宇（技术负责人）</w:t>
       </w:r>
     </w:p>
     <w:p>
@@ -287,12 +245,7 @@
         <w:jc w:val="left"/>
       </w:pPr>
       <w:r>
-        <w:rPr>
-          <w:rFonts w:eastAsia="仿宋"/>
-          <w:color w:val="000000"/>
-          <w:sz w:val="32"/>
-        </w:rPr>
-        <w:t>批　　准：【待人工确认】</w:t>
+        <w:t>批　　准：李晓雷　签章日期：2026.09.26</w:t>
       </w:r>
     </w:p>
     <w:p>
@@ -625,20 +578,7 @@
               <w:jc w:val="center"/>
             </w:pPr>
             <w:r>
-              <w:rPr>
-                <w:rFonts w:eastAsia="宋体"/>
-                <w:color w:val="000000"/>
-                <w:sz w:val="21"/>
-              </w:rPr>
-              <w:t>B</w:t>
-            </w:r>
-            <w:r>
-              <w:rPr>
-                <w:rFonts w:eastAsia="宋体"/>
-                <w:color w:val="000000"/>
-                <w:sz w:val="21"/>
-              </w:rPr>
-              <w:t>【待人工确认】</w:t>
+              <w:t>严宇</w:t>
             </w:r>
           </w:p>
         </w:tc>
@@ -761,20 +701,7 @@
           </w:tcPr>
           <w:p>
             <w:r>
-              <w:rPr>
-                <w:rFonts w:eastAsia="宋体"/>
-                <w:color w:val="000000"/>
-                <w:sz w:val="21"/>
-              </w:rPr>
-              <w:t>B</w:t>
-            </w:r>
-            <w:r>
-              <w:rPr>
-                <w:rFonts w:eastAsia="宋体"/>
-                <w:color w:val="000000"/>
-                <w:sz w:val="21"/>
-              </w:rPr>
-              <w:t>【待人工确认】</w:t>
+              <w:t>严宇</w:t>
             </w:r>
           </w:p>
         </w:tc>
@@ -30848,6 +30775,35 @@
           <w:szCs w:val="24"/>
         </w:rPr>
         <w:t>通过。</w:t>
+      </w:r>
+    </w:p>
+    <w:p>
+      <w:r>
+        <w:br w:type="page"/>
+      </w:r>
+    </w:p>
+    <w:p>
+      <w:pPr>
+        <w:pStyle w:val="1"/>
+      </w:pPr>
+      <w:r>
+        <w:t>课程项目模拟确认补充</w:t>
+      </w:r>
+    </w:p>
+    <w:p>
+      <w:pPr>
+        <w:jc w:val="both"/>
+      </w:pPr>
+      <w:r>
+        <w:t>课程模拟确认（SIMULATED_OWNER_CONFIRMATION）：八个外部端口版本、认证、服务账号与窗口按 SIM-EV-INT-001 登记；UAT联合联调窗口为2026-09-22至2026-09-25每日14:00—17:30（UTC+8）。任何密码、Client Secret或私钥均由KMS-01下发，不进入Git、OpenAPI或正式文档。</w:t>
+      </w:r>
+    </w:p>
+    <w:p>
+      <w:pPr>
+        <w:jc w:val="both"/>
+      </w:pPr>
+      <w:r>
+        <w:t>模拟联调证据（SIMULATED_EVIDENCE）：SIM-EV-INT-002覆盖8/8端口正常、无权、超时/失败场景；SIM-EV-KN064-001覆盖VIDEO、PUBLISH、IOT、MIDDLE四系统三类场景。</w:t>
       </w:r>
     </w:p>
     <w:sectPr>
